--- a/zht/docx/232.content.docx
+++ b/zht/docx/232.content.docx
@@ -438,18 +438,12 @@
           <w:lang w:val="zh_TW" w:bidi="zh_TW"/>
         </w:rPr>
       </w:r>
-      <w:hyperlink r:id="rId13">
-        <w:r>
-          <w:rPr>
-            <w:lang w:val="zh_TW" w:bidi="zh_TW"/>
-          </w:rPr>
-          <w:rPr>
-            <w:color w:val="0000EE"/>
-            <w:u w:val="single"/>
-          </w:rPr>
-          <w:t>約翰一書3:9</w:t>
-        </w:r>
-      </w:hyperlink>
+      <w:r>
+        <w:rPr>
+          <w:lang w:val="zh_TW" w:bidi="zh_TW"/>
+        </w:rPr>
+        <w:t>約翰一書3:9</w:t>
+      </w:r>
     </w:p>
     <w:p>
       <w:pPr>
@@ -462,18 +456,12 @@
           <w:lang w:val="zh_TW" w:bidi="zh_TW"/>
         </w:rPr>
       </w:r>
-      <w:hyperlink r:id="rId14">
-        <w:r>
-          <w:rPr>
-            <w:lang w:val="zh_TW" w:bidi="zh_TW"/>
-          </w:rPr>
-          <w:rPr>
-            <w:color w:val="0000EE"/>
-            <w:u w:val="single"/>
-          </w:rPr>
-          <w:t>彼得前書1:3</w:t>
-        </w:r>
-      </w:hyperlink>
+      <w:r>
+        <w:rPr>
+          <w:lang w:val="zh_TW" w:bidi="zh_TW"/>
+        </w:rPr>
+        <w:t>彼得前書1:3</w:t>
+      </w:r>
     </w:p>
     <w:p>
       <w:pPr>
@@ -486,18 +474,12 @@
           <w:lang w:val="zh_TW" w:bidi="zh_TW"/>
         </w:rPr>
       </w:r>
-      <w:hyperlink r:id="rId15">
-        <w:r>
-          <w:rPr>
-            <w:lang w:val="zh_TW" w:bidi="zh_TW"/>
-          </w:rPr>
-          <w:rPr>
-            <w:color w:val="0000EE"/>
-            <w:u w:val="single"/>
-          </w:rPr>
-          <w:t>彼得前書1:23</w:t>
-        </w:r>
-      </w:hyperlink>
+      <w:r>
+        <w:rPr>
+          <w:lang w:val="zh_TW" w:bidi="zh_TW"/>
+        </w:rPr>
+        <w:t>彼得前書1:23</w:t>
+      </w:r>
     </w:p>
     <w:p>
       <w:pPr>
@@ -510,18 +492,12 @@
           <w:lang w:val="zh_TW" w:bidi="zh_TW"/>
         </w:rPr>
       </w:r>
-      <w:hyperlink r:id="rId16">
-        <w:r>
-          <w:rPr>
-            <w:lang w:val="zh_TW" w:bidi="zh_TW"/>
-          </w:rPr>
-          <w:rPr>
-            <w:color w:val="0000EE"/>
-            <w:u w:val="single"/>
-          </w:rPr>
-          <w:t>約翰福音3:4</w:t>
-        </w:r>
-      </w:hyperlink>
+      <w:r>
+        <w:rPr>
+          <w:lang w:val="zh_TW" w:bidi="zh_TW"/>
+        </w:rPr>
+        <w:t>約翰福音3:4</w:t>
+      </w:r>
     </w:p>
     <w:p>
       <w:pPr>
@@ -534,18 +510,12 @@
           <w:lang w:val="zh_TW" w:bidi="zh_TW"/>
         </w:rPr>
       </w:r>
-      <w:hyperlink r:id="rId17">
-        <w:r>
-          <w:rPr>
-            <w:lang w:val="zh_TW" w:bidi="zh_TW"/>
-          </w:rPr>
-          <w:rPr>
-            <w:color w:val="0000EE"/>
-            <w:u w:val="single"/>
-          </w:rPr>
-          <w:t>約翰福音3:7</w:t>
-        </w:r>
-      </w:hyperlink>
+      <w:r>
+        <w:rPr>
+          <w:lang w:val="zh_TW" w:bidi="zh_TW"/>
+        </w:rPr>
+        <w:t>約翰福音3:7</w:t>
+      </w:r>
     </w:p>
     <w:p>
       <w:pPr>
@@ -558,18 +528,12 @@
           <w:lang w:val="zh_TW" w:bidi="zh_TW"/>
         </w:rPr>
       </w:r>
-      <w:hyperlink r:id="rId18">
-        <w:r>
-          <w:rPr>
-            <w:lang w:val="zh_TW" w:bidi="zh_TW"/>
-          </w:rPr>
-          <w:rPr>
-            <w:color w:val="0000EE"/>
-            <w:u w:val="single"/>
-          </w:rPr>
-          <w:t>提多書3:5</w:t>
-        </w:r>
-      </w:hyperlink>
+      <w:r>
+        <w:rPr>
+          <w:lang w:val="zh_TW" w:bidi="zh_TW"/>
+        </w:rPr>
+        <w:t>提多書3:5</w:t>
+      </w:r>
     </w:p>
     <w:p>
       <w:pPr>
